--- a/bank/task_09/variant_39.docx
+++ b/bank/task_09/variant_39.docx
@@ -4,20 +4,16 @@
   <w:body>
     <w:p>
       <w:pPr>
-        <w:spacing w:before="240" w:after="240" w:line="240" w:lineRule="auto"/>
-        <w:jc w:val="both"/>
         <w:rPr>
-          <w:rFonts w:ascii="Cambria Math" w:eastAsia="Times New Roman" w:hAnsi="Cambria Math" w:cs="Segoe UI"/>
-          <w:sz w:val="24"/>
+          <w:rFonts w:eastAsia="Times New Roman"/>
           <w:szCs w:val="28"/>
           <w:lang w:eastAsia="ru-RU"/>
         </w:rPr>
       </w:pPr>
       <w:r>
         <w:rPr>
-          <w:rFonts w:ascii="Cambria Math" w:eastAsia="Times New Roman" w:hAnsi="Cambria Math" w:cs="Segoe UI"/>
+          <w:rFonts w:eastAsia="Times New Roman"/>
           <w:bCs/>
-          <w:sz w:val="24"/>
           <w:szCs w:val="28"/>
           <w:lang w:eastAsia="ru-RU"/>
         </w:rPr>
@@ -25,10 +21,8 @@
       </w:r>
       <w:r>
         <w:rPr>
-          <w:rFonts w:ascii="Cambria Math" w:eastAsia="Times New Roman" w:hAnsi="Cambria Math" w:cs="Segoe UI"/>
-          <w:b/>
+          <w:rFonts w:eastAsia="Times New Roman"/>
           <w:bCs/>
-          <w:sz w:val="24"/>
           <w:szCs w:val="28"/>
           <w:lang w:eastAsia="ru-RU"/>
         </w:rPr>
@@ -36,12 +30,10 @@
       </w:r>
       <w:r>
         <w:rPr>
-          <w:rFonts w:ascii="Cambria Math" w:eastAsia="Times New Roman" w:hAnsi="Cambria Math" w:cs="Segoe UI"/>
-          <w:sz w:val="24"/>
+          <w:rFonts w:eastAsia="Times New Roman"/>
           <w:szCs w:val="28"/>
           <w:lang w:eastAsia="ru-RU"/>
         </w:rPr>
-        <w:br/>
         <w:t>Решите неравенство: </w:t>
       </w:r>
       <m:oMath>
@@ -49,9 +41,8 @@
           <m:fPr>
             <m:ctrlPr>
               <w:rPr>
-                <w:rFonts w:ascii="Cambria Math" w:eastAsia="Times New Roman" w:hAnsi="Cambria Math" w:cs="Times New Roman"/>
+                <w:rFonts w:ascii="Cambria Math" w:eastAsia="Times New Roman" w:hAnsi="Cambria Math"/>
                 <w:i/>
-                <w:sz w:val="24"/>
                 <w:szCs w:val="28"/>
                 <w:bdr w:val="none" w:sz="0" w:space="0" w:color="auto" w:frame="1"/>
                 <w:lang w:eastAsia="ru-RU"/>
@@ -61,8 +52,7 @@
           <m:num>
             <m:r>
               <w:rPr>
-                <w:rFonts w:ascii="Cambria Math" w:eastAsia="Times New Roman" w:hAnsi="Cambria Math" w:cs="Times New Roman"/>
-                <w:sz w:val="24"/>
+                <w:rFonts w:ascii="Cambria Math" w:eastAsia="Times New Roman" w:hAnsi="Cambria Math"/>
                 <w:szCs w:val="28"/>
                 <w:bdr w:val="none" w:sz="0" w:space="0" w:color="auto" w:frame="1"/>
                 <w:lang w:eastAsia="ru-RU"/>
@@ -73,8 +63,7 @@
           <m:den>
             <m:r>
               <w:rPr>
-                <w:rFonts w:ascii="Cambria Math" w:eastAsia="Times New Roman" w:hAnsi="Cambria Math" w:cs="Times New Roman"/>
-                <w:sz w:val="24"/>
+                <w:rFonts w:ascii="Cambria Math" w:eastAsia="Times New Roman" w:hAnsi="Cambria Math"/>
                 <w:szCs w:val="28"/>
                 <w:bdr w:val="none" w:sz="0" w:space="0" w:color="auto" w:frame="1"/>
                 <w:lang w:eastAsia="ru-RU"/>
@@ -85,8 +74,7 @@
         </m:f>
         <m:r>
           <w:rPr>
-            <w:rFonts w:ascii="Cambria Math" w:eastAsia="Times New Roman" w:hAnsi="Cambria Math" w:cs="Times New Roman"/>
-            <w:sz w:val="24"/>
+            <w:rFonts w:ascii="Cambria Math" w:eastAsia="Times New Roman" w:hAnsi="Cambria Math"/>
             <w:szCs w:val="28"/>
             <w:bdr w:val="none" w:sz="0" w:space="0" w:color="auto" w:frame="1"/>
             <w:lang w:eastAsia="ru-RU"/>
@@ -96,8 +84,7 @@
       </m:oMath>
       <w:r>
         <w:rPr>
-          <w:rFonts w:ascii="Cambria Math" w:eastAsia="Times New Roman" w:hAnsi="Cambria Math" w:cs="Segoe UI"/>
-          <w:sz w:val="24"/>
+          <w:rFonts w:eastAsia="Times New Roman"/>
           <w:szCs w:val="28"/>
           <w:lang w:eastAsia="ru-RU"/>
         </w:rPr>
@@ -105,8 +92,7 @@
       </w:r>
       <w:r>
         <w:rPr>
-          <w:rFonts w:ascii="Cambria Math" w:eastAsia="Times New Roman" w:hAnsi="Cambria Math" w:cs="Segoe UI"/>
-          <w:sz w:val="24"/>
+          <w:rFonts w:eastAsia="Times New Roman"/>
           <w:szCs w:val="28"/>
           <w:lang w:eastAsia="ru-RU"/>
         </w:rPr>
@@ -114,8 +100,7 @@
       </w:r>
       <w:r>
         <w:rPr>
-          <w:rFonts w:ascii="Cambria Math" w:eastAsia="Times New Roman" w:hAnsi="Cambria Math" w:cs="Segoe UI"/>
-          <w:sz w:val="24"/>
+          <w:rFonts w:eastAsia="Times New Roman"/>
           <w:szCs w:val="28"/>
           <w:lang w:eastAsia="ru-RU"/>
         </w:rPr>
@@ -124,20 +109,14 @@
       </w:r>
     </w:p>
     <w:p>
-      <w:pPr>
-        <w:rPr>
-          <w:sz w:val="24"/>
-        </w:rPr>
-      </w:pPr>
       <w:r>
         <w:rPr>
           <w:noProof/>
-          <w:sz w:val="24"/>
         </w:rPr>
         <w:drawing>
-          <wp:inline distT="0" distB="0" distL="0" distR="0" wp14:anchorId="2304BAE4" wp14:editId="07828716">
-            <wp:extent cx="5940425" cy="978535"/>
-            <wp:effectExtent l="0" t="0" r="3175" b="0"/>
+          <wp:inline distT="0" distB="0" distL="0" distR="0" wp14:anchorId="755B29C2" wp14:editId="1AC79A4C">
+            <wp:extent cx="4067175" cy="669964"/>
+            <wp:effectExtent l="0" t="0" r="0" b="0"/>
             <wp:docPr id="26" name="Рисунок 26"/>
             <wp:cNvGraphicFramePr>
               <a:graphicFrameLocks xmlns:a="http://schemas.openxmlformats.org/drawingml/2006/main" noChangeAspect="1"/>
@@ -158,7 +137,7 @@
                   <pic:spPr>
                     <a:xfrm>
                       <a:off x="0" y="0"/>
-                      <a:ext cx="5940425" cy="978535"/>
+                      <a:ext cx="4131055" cy="680487"/>
                     </a:xfrm>
                     <a:prstGeom prst="rect">
                       <a:avLst/>
@@ -173,7 +152,7 @@
     </w:p>
     <w:sectPr>
       <w:pgSz w:w="11906" w:h="16838"/>
-      <w:pgMar w:top="1134" w:right="850" w:bottom="1134" w:left="1701" w:header="708" w:footer="708" w:gutter="0"/>
+      <w:pgMar w:top="850" w:right="850" w:bottom="850" w:left="850" w:header="708" w:footer="708" w:gutter="0"/>
       <w:cols w:space="708"/>
       <w:docGrid w:linePitch="360"/>
     </w:sectPr>
@@ -579,6 +558,14 @@
   <w:style w:type="paragraph" w:default="1" w:styleId="a">
     <w:name w:val="Normal"/>
     <w:qFormat/>
+    <w:pPr>
+      <w:spacing w:after="0" w:line="240" w:lineRule="auto"/>
+      <w:jc w:val="both"/>
+    </w:pPr>
+    <w:rPr>
+      <w:rFonts w:ascii="Times New Roman" w:hAnsi="Times New Roman" w:cs="Times New Roman"/>
+      <w:sz w:val="24"/>
+    </w:rPr>
   </w:style>
   <w:style w:type="character" w:default="1" w:styleId="a0">
     <w:name w:val="Default Paragraph Font"/>
